--- a/docs/SQLMigrationProject_Quick_Reference.docx
+++ b/docs/SQLMigrationProject_Quick_Reference.docx
@@ -58,7 +58,7 @@
                 <w:sz w:val="15"/>
                 <w:szCs w:val="15"/>
               </w:rPr>
-              <w:t xml:space="preserve">SQL Server → Aurora PostgreSQL · Amazon Redshift · Iceberg on S3 with Kiro  ·  8 skills · 8 steering files · 1 routing agent  ·  Windows · Linux · macOS  ·  September 2026</w:t>
+              <w:t xml:space="preserve">SQL Server → Aurora PostgreSQL · Amazon Redshift · Iceberg on S3 with Kiro  ·  8 skills · 9 steering files · 2 agents (conversion, reporting)  ·  Windows · Linux · macOS  ·  September 2026</w:t>
             </w:r>
           </w:p>
         </w:tc>
@@ -695,7 +695,24 @@
                       <w:sz w:val="14"/>
                       <w:szCs w:val="14"/>
                     </w:rPr>
-                    <w:t xml:space="preserve">Report and analytics requests → tested PostgreSQL functions</w:t>
+                    <w:t xml:space="preserve">Report and analytics SQL on PostgreSQL (executed), Redshift, Athena, Spark (dialect-checked, </w:t>
+                  </w:r>
+                  <w:r>
+                    <w:rPr>
+                      <w:rFonts w:ascii="Consolas" w:cs="Consolas" w:eastAsia="Consolas" w:hAnsi="Consolas"/>
+                      <w:color w:val="1F1F1F"/>
+                      <w:sz w:val="13"/>
+                      <w:szCs w:val="13"/>
+                    </w:rPr>
+                    <w:t xml:space="preserve">report_tool.py check --target</w:t>
+                  </w:r>
+                  <w:r>
+                    <w:rPr>
+                      <w:rFonts w:ascii="Calibri" w:cs="Calibri" w:eastAsia="Calibri" w:hAnsi="Calibri"/>
+                      <w:sz w:val="14"/>
+                      <w:szCs w:val="14"/>
+                    </w:rPr>
+                    <w:t xml:space="preserve">)</w:t>
                   </w:r>
                 </w:p>
               </w:tc>
@@ -726,7 +743,7 @@
                       <w:sz w:val="14"/>
                       <w:szCs w:val="14"/>
                     </w:rPr>
-                    <w:t xml:space="preserve">15 patterns · 24 RQ</w:t>
+                    <w:t xml:space="preserve">15 patterns · 24 RQ · 18 RD</w:t>
                   </w:r>
                 </w:p>
               </w:tc>
@@ -791,7 +808,24 @@
                       <w:sz w:val="14"/>
                       <w:szCs w:val="14"/>
                     </w:rPr>
-                    <w:t xml:space="preserve">PowerCenter XML with SQL Server SQL → PostgreSQL</w:t>
+                    <w:t xml:space="preserve">PowerCenter XML with SQL Server SQL → PostgreSQL, Redshift (</w:t>
+                  </w:r>
+                  <w:r>
+                    <w:rPr>
+                      <w:rFonts w:ascii="Consolas" w:cs="Consolas" w:eastAsia="Consolas" w:hAnsi="Consolas"/>
+                      <w:color w:val="1F1F1F"/>
+                      <w:sz w:val="13"/>
+                      <w:szCs w:val="13"/>
+                    </w:rPr>
+                    <w:t xml:space="preserve">check --target</w:t>
+                  </w:r>
+                  <w:r>
+                    <w:rPr>
+                      <w:rFonts w:ascii="Calibri" w:cs="Calibri" w:eastAsia="Calibri" w:hAnsi="Calibri"/>
+                      <w:sz w:val="14"/>
+                      <w:szCs w:val="14"/>
+                    </w:rPr>
+                    <w:t xml:space="preserve">, maps) or the Iceberg lake (S3 landing + Glue job)</w:t>
                   </w:r>
                 </w:p>
               </w:tc>
@@ -822,7 +856,7 @@
                       <w:sz w:val="14"/>
                       <w:szCs w:val="14"/>
                     </w:rPr>
-                    <w:t xml:space="preserve">5 mappings · 44 IC</w:t>
+                    <w:t xml:space="preserve">5 mappings · 46 IC</w:t>
                   </w:r>
                 </w:p>
               </w:tc>
@@ -1153,6 +1187,23 @@
                     </w:rPr>
                     <w:t xml:space="preserve">migration.md</w:t>
                   </w:r>
+                  <w:r>
+                    <w:rPr>
+                      <w:rFonts w:ascii="Calibri" w:cs="Calibri" w:eastAsia="Calibri" w:hAnsi="Calibri"/>
+                      <w:sz w:val="14"/>
+                      <w:szCs w:val="14"/>
+                    </w:rPr>
+                    <w:t xml:space="preserve"> · </w:t>
+                  </w:r>
+                  <w:r>
+                    <w:rPr>
+                      <w:rFonts w:ascii="Consolas" w:cs="Consolas" w:eastAsia="Consolas" w:hAnsi="Consolas"/>
+                      <w:color w:val="1F1F1F"/>
+                      <w:sz w:val="13"/>
+                      <w:szCs w:val="13"/>
+                    </w:rPr>
+                    <w:t xml:space="preserve">reporting.md</w:t>
+                  </w:r>
                 </w:p>
               </w:tc>
               <w:tc>
@@ -1182,7 +1233,7 @@
                       <w:sz w:val="14"/>
                       <w:szCs w:val="14"/>
                     </w:rPr>
-                    <w:t xml:space="preserve">PostgreSQL rules: type/syntax maps, hard [H], parity [P], checklist</w:t>
+                    <w:t xml:space="preserve">PostgreSQL rules: type/syntax maps, hard [H], parity [P] · reporting rules across targets [RE] + dialect catalog RD</w:t>
                   </w:r>
                 </w:p>
               </w:tc>
@@ -1521,7 +1572,7 @@
                 <w:sz w:val="14"/>
                 <w:szCs w:val="14"/>
               </w:rPr>
-              <w:t xml:space="preserve"> · </w:t>
+              <w:t xml:space="preserve"> (conversion assistant: groups 1 + 3 — asks consumer, target, contract, metadata, security, test target, then picks the skill) · </w:t>
             </w:r>
             <w:r>
               <w:rPr>
@@ -1530,7 +1581,7 @@
                 <w:sz w:val="13"/>
                 <w:szCs w:val="13"/>
               </w:rPr>
-              <w:t xml:space="preserve">sql-migration-agent-windows</w:t>
+              <w:t xml:space="preserve">sql-reporting-agent</w:t>
             </w:r>
             <w:r>
               <w:rPr>
@@ -1538,7 +1589,7 @@
                 <w:sz w:val="14"/>
                 <w:szCs w:val="14"/>
               </w:rPr>
-              <w:t xml:space="preserve">: router — asks consumer, target, contract, metadata, security, test target; then picks the skill. Prompts: </w:t>
+              <w:t xml:space="preserve"> (reporting SQL assistant on PostgreSQL / Redshift / Athena / Spark) · </w:t>
             </w:r>
             <w:r>
               <w:rPr>
@@ -1547,7 +1598,58 @@
                 <w:sz w:val="13"/>
                 <w:szCs w:val="13"/>
               </w:rPr>
-              <w:t xml:space="preserve">.kiro/agents/prompts/examples.md</w:t>
+              <w:t xml:space="preserve">*-windows</w:t>
+            </w:r>
+            <w:r>
+              <w:rPr>
+                <w:rFonts w:ascii="Calibri" w:cs="Calibri" w:eastAsia="Calibri" w:hAnsi="Calibri"/>
+                <w:sz w:val="14"/>
+                <w:szCs w:val="14"/>
+              </w:rPr>
+              <w:t xml:space="preserve"> twins. Prompts: </w:t>
+            </w:r>
+            <w:r>
+              <w:rPr>
+                <w:rFonts w:ascii="Consolas" w:cs="Consolas" w:eastAsia="Consolas" w:hAnsi="Consolas"/>
+                <w:color w:val="1F1F1F"/>
+                <w:sz w:val="13"/>
+                <w:szCs w:val="13"/>
+              </w:rPr>
+              <w:t xml:space="preserve">prompts/examples.md</w:t>
+            </w:r>
+            <w:r>
+              <w:rPr>
+                <w:rFonts w:ascii="Calibri" w:cs="Calibri" w:eastAsia="Calibri" w:hAnsi="Calibri"/>
+                <w:sz w:val="14"/>
+                <w:szCs w:val="14"/>
+              </w:rPr>
+              <w:t xml:space="preserve">; catalog + tests: </w:t>
+            </w:r>
+            <w:r>
+              <w:rPr>
+                <w:rFonts w:ascii="Consolas" w:cs="Consolas" w:eastAsia="Consolas" w:hAnsi="Consolas"/>
+                <w:color w:val="1F1F1F"/>
+                <w:sz w:val="13"/>
+                <w:szCs w:val="13"/>
+              </w:rPr>
+              <w:t xml:space="preserve">AGENTS.md</w:t>
+            </w:r>
+            <w:r>
+              <w:rPr>
+                <w:rFonts w:ascii="Calibri" w:cs="Calibri" w:eastAsia="Calibri" w:hAnsi="Calibri"/>
+                <w:sz w:val="14"/>
+                <w:szCs w:val="14"/>
+              </w:rPr>
+              <w:t xml:space="preserve"> (AG-01..08); </w:t>
+            </w:r>
+            <w:r>
+              <w:rPr>
+                <w:rFonts w:ascii="Consolas" w:cs="Consolas" w:eastAsia="Consolas" w:hAnsi="Consolas"/>
+                <w:color w:val="1F1F1F"/>
+                <w:sz w:val="13"/>
+                <w:szCs w:val="13"/>
+              </w:rPr>
+              <w:t xml:space="preserve">bash supporting-files/verify_agents.sh [--smoke]</w:t>
             </w:r>
             <w:r>
               <w:rPr>
@@ -2699,7 +2801,7 @@
                       <w:sz w:val="13"/>
                       <w:szCs w:val="13"/>
                     </w:rPr>
-                    <w:t xml:space="preserve">check</w:t>
+                    <w:t xml:space="preserve">check --target postgres|redshift|iceberg</w:t>
                   </w:r>
                   <w:r>
                     <w:rPr>
@@ -2734,6 +2836,123 @@
                       <w:szCs w:val="13"/>
                     </w:rPr>
                     <w:t xml:space="preserve">render</w:t>
+                  </w:r>
+                </w:p>
+              </w:tc>
+            </w:tr>
+            <w:tr>
+              <w:tc>
+                <w:tcPr>
+                  <w:tcW w:type="dxa" w:w="1861"/>
+                  <w:tcBorders>
+                    <w:top w:val="single" w:color="C9D5D8" w:sz="2"/>
+                    <w:left w:val="single" w:color="C9D5D8" w:sz="2"/>
+                    <w:bottom w:val="single" w:color="C9D5D8" w:sz="2"/>
+                    <w:right w:val="single" w:color="C9D5D8" w:sz="2"/>
+                  </w:tcBorders>
+                  <w:tcMar>
+                    <w:top w:type="dxa" w:w="8"/>
+                    <w:left w:type="dxa" w:w="46"/>
+                    <w:bottom w:type="dxa" w:w="8"/>
+                    <w:right w:type="dxa" w:w="36"/>
+                  </w:tcMar>
+                  <w:vAlign w:val="center"/>
+                </w:tcPr>
+                <w:p>
+                  <w:pPr>
+                    <w:spacing w:after="0" w:before="0" w:line="212"/>
+                  </w:pPr>
+                  <w:r>
+                    <w:rPr>
+                      <w:rFonts w:ascii="Consolas" w:cs="Consolas" w:eastAsia="Consolas" w:hAnsi="Consolas"/>
+                      <w:color w:val="1F1F1F"/>
+                      <w:sz w:val="13"/>
+                      <w:szCs w:val="13"/>
+                    </w:rPr>
+                    <w:t xml:space="preserve">report_tool.py</w:t>
+                  </w:r>
+                </w:p>
+              </w:tc>
+              <w:tc>
+                <w:tcPr>
+                  <w:tcW w:type="dxa" w:w="3310"/>
+                  <w:tcBorders>
+                    <w:top w:val="single" w:color="C9D5D8" w:sz="2"/>
+                    <w:left w:val="single" w:color="C9D5D8" w:sz="2"/>
+                    <w:bottom w:val="single" w:color="C9D5D8" w:sz="2"/>
+                    <w:right w:val="single" w:color="C9D5D8" w:sz="2"/>
+                  </w:tcBorders>
+                  <w:tcMar>
+                    <w:top w:type="dxa" w:w="8"/>
+                    <w:left w:type="dxa" w:w="46"/>
+                    <w:bottom w:type="dxa" w:w="8"/>
+                    <w:right w:type="dxa" w:w="36"/>
+                  </w:tcMar>
+                  <w:vAlign w:val="center"/>
+                </w:tcPr>
+                <w:p>
+                  <w:pPr>
+                    <w:spacing w:after="0" w:before="0" w:line="212"/>
+                  </w:pPr>
+                  <w:r>
+                    <w:rPr>
+                      <w:rFonts w:ascii="Consolas" w:cs="Consolas" w:eastAsia="Consolas" w:hAnsi="Consolas"/>
+                      <w:color w:val="1F1F1F"/>
+                      <w:sz w:val="13"/>
+                      <w:szCs w:val="13"/>
+                    </w:rPr>
+                    <w:t xml:space="preserve">check --target postgres|redshift|athena|spark</w:t>
+                  </w:r>
+                  <w:r>
+                    <w:rPr>
+                      <w:rFonts w:ascii="Calibri" w:cs="Calibri" w:eastAsia="Calibri" w:hAnsi="Calibri"/>
+                      <w:sz w:val="14"/>
+                      <w:szCs w:val="14"/>
+                    </w:rPr>
+                    <w:t xml:space="preserve"> · </w:t>
+                  </w:r>
+                  <w:r>
+                    <w:rPr>
+                      <w:rFonts w:ascii="Consolas" w:cs="Consolas" w:eastAsia="Consolas" w:hAnsi="Consolas"/>
+                      <w:color w:val="1F1F1F"/>
+                      <w:sz w:val="13"/>
+                      <w:szCs w:val="13"/>
+                    </w:rPr>
+                    <w:t xml:space="preserve">toolbox --need</w:t>
+                  </w:r>
+                  <w:r>
+                    <w:rPr>
+                      <w:rFonts w:ascii="Calibri" w:cs="Calibri" w:eastAsia="Calibri" w:hAnsi="Calibri"/>
+                      <w:sz w:val="14"/>
+                      <w:szCs w:val="14"/>
+                    </w:rPr>
+                    <w:t xml:space="preserve"> · </w:t>
+                  </w:r>
+                  <w:r>
+                    <w:rPr>
+                      <w:rFonts w:ascii="Consolas" w:cs="Consolas" w:eastAsia="Consolas" w:hAnsi="Consolas"/>
+                      <w:color w:val="1F1F1F"/>
+                      <w:sz w:val="13"/>
+                      <w:szCs w:val="13"/>
+                    </w:rPr>
+                    <w:t xml:space="preserve">examples</w:t>
+                  </w:r>
+                  <w:r>
+                    <w:rPr>
+                      <w:rFonts w:ascii="Calibri" w:cs="Calibri" w:eastAsia="Calibri" w:hAnsi="Calibri"/>
+                      <w:sz w:val="14"/>
+                      <w:szCs w:val="14"/>
+                    </w:rPr>
+                    <w:t xml:space="preserve"> · </w:t>
+                  </w:r>
+                  <w:r>
+                    <w:rPr>
+                      <w:rFonts w:ascii="Consolas" w:cs="Consolas" w:eastAsia="Consolas" w:hAnsi="Consolas"/>
+                      <w:color w:val="1F1F1F"/>
+                      <w:sz w:val="13"/>
+                      <w:szCs w:val="13"/>
+                    </w:rPr>
+                    <w:t xml:space="preserve">targets</w:t>
                   </w:r>
                 </w:p>
               </w:tc>
@@ -3359,6 +3578,138 @@
                       <w:sz w:val="13"/>
                       <w:szCs w:val="13"/>
                     </w:rPr>
+                    <w:t xml:space="preserve">bash supporting-files/verify_agents.sh [--smoke]</w:t>
+                  </w:r>
+                </w:p>
+              </w:tc>
+              <w:tc>
+                <w:tcPr>
+                  <w:tcW w:type="dxa" w:w="2482"/>
+                  <w:tcBorders>
+                    <w:top w:val="single" w:color="C9D5D8" w:sz="2"/>
+                    <w:left w:val="single" w:color="C9D5D8" w:sz="2"/>
+                    <w:bottom w:val="single" w:color="C9D5D8" w:sz="2"/>
+                    <w:right w:val="single" w:color="C9D5D8" w:sz="2"/>
+                  </w:tcBorders>
+                  <w:tcMar>
+                    <w:top w:type="dxa" w:w="8"/>
+                    <w:left w:type="dxa" w:w="46"/>
+                    <w:bottom w:type="dxa" w:w="8"/>
+                    <w:right w:type="dxa" w:w="36"/>
+                  </w:tcMar>
+                  <w:vAlign w:val="center"/>
+                </w:tcPr>
+                <w:p>
+                  <w:pPr>
+                    <w:spacing w:after="0" w:before="0" w:line="212"/>
+                  </w:pPr>
+                  <w:r>
+                    <w:rPr>
+                      <w:rFonts w:ascii="Consolas" w:cs="Consolas" w:eastAsia="Consolas" w:hAnsi="Consolas"/>
+                      <w:color w:val="1F1F1F"/>
+                      <w:sz w:val="13"/>
+                      <w:szCs w:val="13"/>
+                    </w:rPr>
+                    <w:t xml:space="preserve">supporting-files\verify_agents.cmd</w:t>
+                  </w:r>
+                </w:p>
+              </w:tc>
+            </w:tr>
+            <w:tr>
+              <w:tc>
+                <w:tcPr>
+                  <w:tcW w:type="dxa" w:w="2689"/>
+                  <w:tcBorders>
+                    <w:top w:val="single" w:color="C9D5D8" w:sz="2"/>
+                    <w:left w:val="single" w:color="C9D5D8" w:sz="2"/>
+                    <w:bottom w:val="single" w:color="C9D5D8" w:sz="2"/>
+                    <w:right w:val="single" w:color="C9D5D8" w:sz="2"/>
+                  </w:tcBorders>
+                  <w:tcMar>
+                    <w:top w:type="dxa" w:w="8"/>
+                    <w:left w:type="dxa" w:w="46"/>
+                    <w:bottom w:type="dxa" w:w="8"/>
+                    <w:right w:type="dxa" w:w="36"/>
+                  </w:tcMar>
+                  <w:vAlign w:val="center"/>
+                </w:tcPr>
+                <w:p>
+                  <w:pPr>
+                    <w:spacing w:after="0" w:before="0" w:line="212"/>
+                  </w:pPr>
+                  <w:r>
+                    <w:rPr>
+                      <w:rFonts w:ascii="Consolas" w:cs="Consolas" w:eastAsia="Consolas" w:hAnsi="Consolas"/>
+                      <w:color w:val="1F1F1F"/>
+                      <w:sz w:val="13"/>
+                      <w:szCs w:val="13"/>
+                    </w:rPr>
+                    <w:t xml:space="preserve">kiro-cli chat --agent sql-reporting-agent</w:t>
+                  </w:r>
+                </w:p>
+              </w:tc>
+              <w:tc>
+                <w:tcPr>
+                  <w:tcW w:type="dxa" w:w="2482"/>
+                  <w:tcBorders>
+                    <w:top w:val="single" w:color="C9D5D8" w:sz="2"/>
+                    <w:left w:val="single" w:color="C9D5D8" w:sz="2"/>
+                    <w:bottom w:val="single" w:color="C9D5D8" w:sz="2"/>
+                    <w:right w:val="single" w:color="C9D5D8" w:sz="2"/>
+                  </w:tcBorders>
+                  <w:tcMar>
+                    <w:top w:type="dxa" w:w="8"/>
+                    <w:left w:type="dxa" w:w="46"/>
+                    <w:bottom w:type="dxa" w:w="8"/>
+                    <w:right w:type="dxa" w:w="36"/>
+                  </w:tcMar>
+                  <w:vAlign w:val="center"/>
+                </w:tcPr>
+                <w:p>
+                  <w:pPr>
+                    <w:spacing w:after="0" w:before="0" w:line="212"/>
+                  </w:pPr>
+                  <w:r>
+                    <w:rPr>
+                      <w:rFonts w:ascii="Consolas" w:cs="Consolas" w:eastAsia="Consolas" w:hAnsi="Consolas"/>
+                      <w:color w:val="1F1F1F"/>
+                      <w:sz w:val="13"/>
+                      <w:szCs w:val="13"/>
+                    </w:rPr>
+                    <w:t xml:space="preserve">… --agent sql-reporting-agent-windows</w:t>
+                  </w:r>
+                </w:p>
+              </w:tc>
+            </w:tr>
+            <w:tr>
+              <w:tc>
+                <w:tcPr>
+                  <w:tcW w:type="dxa" w:w="2689"/>
+                  <w:tcBorders>
+                    <w:top w:val="single" w:color="C9D5D8" w:sz="2"/>
+                    <w:left w:val="single" w:color="C9D5D8" w:sz="2"/>
+                    <w:bottom w:val="single" w:color="C9D5D8" w:sz="2"/>
+                    <w:right w:val="single" w:color="C9D5D8" w:sz="2"/>
+                  </w:tcBorders>
+                  <w:tcMar>
+                    <w:top w:type="dxa" w:w="8"/>
+                    <w:left w:type="dxa" w:w="46"/>
+                    <w:bottom w:type="dxa" w:w="8"/>
+                    <w:right w:type="dxa" w:w="36"/>
+                  </w:tcMar>
+                  <w:vAlign w:val="center"/>
+                </w:tcPr>
+                <w:p>
+                  <w:pPr>
+                    <w:spacing w:after="0" w:before="0" w:line="212"/>
+                  </w:pPr>
+                  <w:r>
+                    <w:rPr>
+                      <w:rFonts w:ascii="Consolas" w:cs="Consolas" w:eastAsia="Consolas" w:hAnsi="Consolas"/>
+                      <w:color w:val="1F1F1F"/>
+                      <w:sz w:val="13"/>
+                      <w:szCs w:val="13"/>
+                    </w:rPr>
                     <w:t xml:space="preserve">bash supporting-files/package.sh</w:t>
                   </w:r>
                 </w:p>
@@ -3862,7 +4213,7 @@
                       <w:sz w:val="13"/>
                       <w:szCs w:val="13"/>
                     </w:rPr>
-                    <w:t xml:space="preserve">/sql-reporting monthly revenue for 2025</w:t>
+                    <w:t xml:space="preserve">/sql-reporting monthly revenue for 2025 on Redshift</w:t>
                   </w:r>
                 </w:p>
               </w:tc>
@@ -3893,7 +4244,7 @@
                       <w:sz w:val="14"/>
                       <w:szCs w:val="14"/>
                     </w:rPr>
-                    <w:t xml:space="preserve">tested report function</w:t>
+                    <w:t xml:space="preserve">report on the stated target (function / view / temp view)</w:t>
                   </w:r>
                 </w:p>
               </w:tc>
@@ -4868,7 +5219,41 @@
                 <w:sz w:val="14"/>
                 <w:szCs w:val="14"/>
               </w:rPr>
-              <w:t xml:space="preserve">The kit never creates AWS resources. Nothing is applied to a live target: DDL, patches and jobs are packaged for the normal release path.</w:t>
+              <w:t xml:space="preserve">The kit never creates AWS resources. Nothing is applied to a live target: DDL, patches and jobs are packaged for the normal release path. MCP: inbound servers (PostgreSQL, SQL Server, AWS docs) configured but disabled; outbound placeholder </w:t>
+            </w:r>
+            <w:r>
+              <w:rPr>
+                <w:rFonts w:ascii="Consolas" w:cs="Consolas" w:eastAsia="Consolas" w:hAnsi="Consolas"/>
+                <w:color w:val="1F1F1F"/>
+                <w:sz w:val="13"/>
+                <w:szCs w:val="13"/>
+              </w:rPr>
+              <w:t xml:space="preserve">sqlmigration-kit</w:t>
+            </w:r>
+            <w:r>
+              <w:rPr>
+                <w:rFonts w:ascii="Calibri" w:cs="Calibri" w:eastAsia="Calibri" w:hAnsi="Calibri"/>
+                <w:sz w:val="14"/>
+                <w:szCs w:val="14"/>
+              </w:rPr>
+              <w:t xml:space="preserve"> (</w:t>
+            </w:r>
+            <w:r>
+              <w:rPr>
+                <w:rFonts w:ascii="Consolas" w:cs="Consolas" w:eastAsia="Consolas" w:hAnsi="Consolas"/>
+                <w:color w:val="1F1F1F"/>
+                <w:sz w:val="13"/>
+                <w:szCs w:val="13"/>
+              </w:rPr>
+              <w:t xml:space="preserve">supporting-files/mcp/kit_mcp_server.py</w:t>
+            </w:r>
+            <w:r>
+              <w:rPr>
+                <w:rFonts w:ascii="Calibri" w:cs="Calibri" w:eastAsia="Calibri" w:hAnsi="Calibri"/>
+                <w:sz w:val="14"/>
+                <w:szCs w:val="14"/>
+              </w:rPr>
+              <w:t xml:space="preserve">) serves assess / check / compare / toolbox / audit read-only (MCP-01..04).</w:t>
             </w:r>
           </w:p>
           <w:p>
@@ -5072,7 +5457,7 @@
                 <w:sz w:val="18"/>
                 <w:szCs w:val="18"/>
               </w:rPr>
-              <w:t xml:space="preserve">Tests — 674 checks, all passing</w:t>
+              <w:t xml:space="preserve">Tests — 693 checks, all passing</w:t>
             </w:r>
           </w:p>
           <w:tbl>
@@ -5248,7 +5633,7 @@
                       <w:sz w:val="14"/>
                       <w:szCs w:val="14"/>
                     </w:rPr>
-                    <w:t xml:space="preserve">sql-reporting (SQL) · Informatica (unit + SQL)</w:t>
+                    <w:t xml:space="preserve">sql-reporting (SQL + dialects) · Informatica (unit + SQL)</w:t>
                   </w:r>
                 </w:p>
               </w:tc>
@@ -5279,7 +5664,7 @@
                       <w:sz w:val="14"/>
                       <w:szCs w:val="14"/>
                     </w:rPr>
-                    <w:t xml:space="preserve">88 · 27 + 38</w:t>
+                    <w:t xml:space="preserve">88 + 5 · 29 + 38</w:t>
                   </w:r>
                 </w:p>
               </w:tc>
@@ -5376,7 +5761,7 @@
                       <w:sz w:val="14"/>
                       <w:szCs w:val="14"/>
                     </w:rPr>
-                    <w:t xml:space="preserve">Agent hooks (incl. Windows parity)</w:t>
+                    <w:t xml:space="preserve">Agent hooks · agents · kit MCP server</w:t>
                   </w:r>
                 </w:p>
               </w:tc>
@@ -5407,7 +5792,7 @@
                       <w:sz w:val="14"/>
                       <w:szCs w:val="14"/>
                     </w:rPr>
-                    <w:t xml:space="preserve">18</w:t>
+                    <w:t xml:space="preserve">18 · 8 · 4</w:t>
                   </w:r>
                 </w:p>
               </w:tc>
@@ -5423,7 +5808,7 @@
                 <w:sz w:val="14"/>
                 <w:szCs w:val="14"/>
               </w:rPr>
-              <w:t xml:space="preserve">Coverage gate: every H/P/CC, RQ/RP, IC, SEC/LOG/SVC/GOV, MA/RS/IB/SC/CP, GRD/HOOK rule has a tagged test. Redshift/Athena/Glue paths run against a stub AWS CLI; live when test resources are configured.</w:t>
+              <w:t xml:space="preserve">Coverage gate: every H/P/CC, RQ/RP/RD, IC, SEC/LOG/SVC/GOV, MA/RS/IB/SC/CP, GRD/HOOK/AG/MCP rule has a tagged test. Redshift/Athena/Glue paths run against a stub AWS CLI; live when test resources are configured.</w:t>
             </w:r>
           </w:p>
           <w:p>
@@ -5662,7 +6047,7 @@
                 <w:sz w:val="14"/>
                 <w:szCs w:val="14"/>
               </w:rPr>
-              <w:t xml:space="preserve">AI-DLC integration (placeholder: steering + package adapter)</w:t>
+              <w:t xml:space="preserve">MCP packaging (placeholder started)</w:t>
             </w:r>
             <w:r>
               <w:rPr>
@@ -5670,7 +6055,25 @@
                 <w:sz w:val="14"/>
                 <w:szCs w:val="14"/>
               </w:rPr>
-              <w:t xml:space="preserve"> · later: Oracle, Informatica → Redshift/Oracle</w:t>
+              <w:t xml:space="preserve"> · </w:t>
+            </w:r>
+            <w:r>
+              <w:rPr>
+                <w:rFonts w:ascii="Calibri" w:cs="Calibri" w:eastAsia="Calibri" w:hAnsi="Calibri"/>
+                <w:b/>
+                <w:bCs/>
+                <w:sz w:val="14"/>
+                <w:szCs w:val="14"/>
+              </w:rPr>
+              <w:t xml:space="preserve">AI-DLC integration (placeholder)</w:t>
+            </w:r>
+            <w:r>
+              <w:rPr>
+                <w:rFonts w:ascii="Calibri" w:cs="Calibri" w:eastAsia="Calibri" w:hAnsi="Calibri"/>
+                <w:sz w:val="14"/>
+                <w:szCs w:val="14"/>
+              </w:rPr>
+              <w:t xml:space="preserve"> · later: Oracle targets</w:t>
             </w:r>
           </w:p>
         </w:tc>

--- a/docs/SQLMigrationProject_Quick_Reference.docx
+++ b/docs/SQLMigrationProject_Quick_Reference.docx
@@ -3578,6 +3578,71 @@
                       <w:sz w:val="13"/>
                       <w:szCs w:val="13"/>
                     </w:rPr>
+                    <w:t xml:space="preserve">python3 supporting-files/check_windows_readiness.py</w:t>
+                  </w:r>
+                </w:p>
+              </w:tc>
+              <w:tc>
+                <w:tcPr>
+                  <w:tcW w:type="dxa" w:w="2482"/>
+                  <w:tcBorders>
+                    <w:top w:val="single" w:color="C9D5D8" w:sz="2"/>
+                    <w:left w:val="single" w:color="C9D5D8" w:sz="2"/>
+                    <w:bottom w:val="single" w:color="C9D5D8" w:sz="2"/>
+                    <w:right w:val="single" w:color="C9D5D8" w:sz="2"/>
+                  </w:tcBorders>
+                  <w:tcMar>
+                    <w:top w:type="dxa" w:w="8"/>
+                    <w:left w:type="dxa" w:w="46"/>
+                    <w:bottom w:type="dxa" w:w="8"/>
+                    <w:right w:type="dxa" w:w="36"/>
+                  </w:tcMar>
+                  <w:vAlign w:val="center"/>
+                </w:tcPr>
+                <w:p>
+                  <w:pPr>
+                    <w:spacing w:after="0" w:before="0" w:line="212"/>
+                  </w:pPr>
+                  <w:r>
+                    <w:rPr>
+                      <w:rFonts w:ascii="Calibri" w:cs="Calibri" w:eastAsia="Calibri" w:hAnsi="Calibri"/>
+                      <w:sz w:val="14"/>
+                      <w:szCs w:val="14"/>
+                    </w:rPr>
+                    <w:t xml:space="preserve">static Windows readiness check (HOOK-06): twins, launchers, syntax, drift, mcp.json</w:t>
+                  </w:r>
+                </w:p>
+              </w:tc>
+            </w:tr>
+            <w:tr>
+              <w:tc>
+                <w:tcPr>
+                  <w:tcW w:type="dxa" w:w="2689"/>
+                  <w:tcBorders>
+                    <w:top w:val="single" w:color="C9D5D8" w:sz="2"/>
+                    <w:left w:val="single" w:color="C9D5D8" w:sz="2"/>
+                    <w:bottom w:val="single" w:color="C9D5D8" w:sz="2"/>
+                    <w:right w:val="single" w:color="C9D5D8" w:sz="2"/>
+                  </w:tcBorders>
+                  <w:tcMar>
+                    <w:top w:type="dxa" w:w="8"/>
+                    <w:left w:type="dxa" w:w="46"/>
+                    <w:bottom w:type="dxa" w:w="8"/>
+                    <w:right w:type="dxa" w:w="36"/>
+                  </w:tcMar>
+                  <w:vAlign w:val="center"/>
+                </w:tcPr>
+                <w:p>
+                  <w:pPr>
+                    <w:spacing w:after="0" w:before="0" w:line="212"/>
+                  </w:pPr>
+                  <w:r>
+                    <w:rPr>
+                      <w:rFonts w:ascii="Consolas" w:cs="Consolas" w:eastAsia="Consolas" w:hAnsi="Consolas"/>
+                      <w:color w:val="1F1F1F"/>
+                      <w:sz w:val="13"/>
+                      <w:szCs w:val="13"/>
+                    </w:rPr>
                     <w:t xml:space="preserve">bash supporting-files/verify_agents.sh [--smoke]</w:t>
                   </w:r>
                 </w:p>
@@ -5457,7 +5522,7 @@
                 <w:sz w:val="18"/>
                 <w:szCs w:val="18"/>
               </w:rPr>
-              <w:t xml:space="preserve">Tests — 693 checks, all passing</w:t>
+              <w:t xml:space="preserve">Tests — 694 checks, all passing</w:t>
             </w:r>
           </w:p>
           <w:tbl>
@@ -5761,7 +5826,7 @@
                       <w:sz w:val="14"/>
                       <w:szCs w:val="14"/>
                     </w:rPr>
-                    <w:t xml:space="preserve">Agent hooks · agents · kit MCP server</w:t>
+                    <w:t xml:space="preserve">Agent hooks (incl. Windows readiness) · agents · kit MCP server</w:t>
                   </w:r>
                 </w:p>
               </w:tc>
@@ -5792,7 +5857,7 @@
                       <w:sz w:val="14"/>
                       <w:szCs w:val="14"/>
                     </w:rPr>
-                    <w:t xml:space="preserve">18 · 8 · 4</w:t>
+                    <w:t xml:space="preserve">19 · 8 · 4</w:t>
                   </w:r>
                 </w:p>
               </w:tc>

--- a/docs/SQLMigrationProject_Quick_Reference.docx
+++ b/docs/SQLMigrationProject_Quick_Reference.docx
@@ -1071,6 +1071,793 @@
                 <w:sz w:val="18"/>
                 <w:szCs w:val="18"/>
               </w:rPr>
+              <w:t xml:space="preserve">Skill map — group × target (governance.md)</w:t>
+            </w:r>
+          </w:p>
+          <w:tbl>
+            <w:tblPr>
+              <w:tblW w:type="dxa" w:w="5170"/>
+              <w:tblBorders>
+                <w:top w:val="single" w:color="auto" w:sz="4"/>
+                <w:left w:val="single" w:color="auto" w:sz="4"/>
+                <w:bottom w:val="single" w:color="auto" w:sz="4"/>
+                <w:right w:val="single" w:color="auto" w:sz="4"/>
+                <w:insideH w:val="single" w:color="auto" w:sz="4"/>
+                <w:insideV w:val="single" w:color="auto" w:sz="4"/>
+              </w:tblBorders>
+              <w:tblLayout w:type="fixed"/>
+            </w:tblPr>
+            <w:tblGrid>
+              <w:gridCol w:w="1034"/>
+              <w:gridCol w:w="1396"/>
+              <w:gridCol w:w="1396"/>
+              <w:gridCol w:w="1344"/>
+            </w:tblGrid>
+            <w:tr>
+              <w:tc>
+                <w:tcPr>
+                  <w:tcW w:type="dxa" w:w="1034"/>
+                  <w:tcBorders>
+                    <w:top w:val="single" w:color="C9D5D8" w:sz="2"/>
+                    <w:left w:val="single" w:color="C9D5D8" w:sz="2"/>
+                    <w:bottom w:val="single" w:color="C9D5D8" w:sz="2"/>
+                    <w:right w:val="single" w:color="C9D5D8" w:sz="2"/>
+                  </w:tcBorders>
+                  <w:shd w:fill="DCEBEE" w:color="auto" w:val="clear"/>
+                  <w:tcMar>
+                    <w:top w:type="dxa" w:w="8"/>
+                    <w:left w:type="dxa" w:w="46"/>
+                    <w:bottom w:type="dxa" w:w="8"/>
+                    <w:right w:type="dxa" w:w="36"/>
+                  </w:tcMar>
+                  <w:vAlign w:val="center"/>
+                </w:tcPr>
+                <w:p>
+                  <w:pPr>
+                    <w:spacing w:after="0" w:before="0" w:line="212"/>
+                  </w:pPr>
+                  <w:r>
+                    <w:rPr>
+                      <w:rFonts w:ascii="Calibri" w:cs="Calibri" w:eastAsia="Calibri" w:hAnsi="Calibri"/>
+                      <w:b/>
+                      <w:bCs/>
+                      <w:color w:val="0B2E3A"/>
+                      <w:sz w:val="14"/>
+                      <w:szCs w:val="14"/>
+                    </w:rPr>
+                    <w:t xml:space="preserve">Target</w:t>
+                  </w:r>
+                </w:p>
+              </w:tc>
+              <w:tc>
+                <w:tcPr>
+                  <w:tcW w:type="dxa" w:w="1396"/>
+                  <w:tcBorders>
+                    <w:top w:val="single" w:color="C9D5D8" w:sz="2"/>
+                    <w:left w:val="single" w:color="C9D5D8" w:sz="2"/>
+                    <w:bottom w:val="single" w:color="C9D5D8" w:sz="2"/>
+                    <w:right w:val="single" w:color="C9D5D8" w:sz="2"/>
+                  </w:tcBorders>
+                  <w:shd w:fill="DCEBEE" w:color="auto" w:val="clear"/>
+                  <w:tcMar>
+                    <w:top w:type="dxa" w:w="8"/>
+                    <w:left w:type="dxa" w:w="46"/>
+                    <w:bottom w:type="dxa" w:w="8"/>
+                    <w:right w:type="dxa" w:w="36"/>
+                  </w:tcMar>
+                  <w:vAlign w:val="center"/>
+                </w:tcPr>
+                <w:p>
+                  <w:pPr>
+                    <w:spacing w:after="0" w:before="0" w:line="212"/>
+                  </w:pPr>
+                  <w:r>
+                    <w:rPr>
+                      <w:rFonts w:ascii="Calibri" w:cs="Calibri" w:eastAsia="Calibri" w:hAnsi="Calibri"/>
+                      <w:b/>
+                      <w:bCs/>
+                      <w:color w:val="0B2E3A"/>
+                      <w:sz w:val="14"/>
+                      <w:szCs w:val="14"/>
+                    </w:rPr>
+                    <w:t xml:space="preserve">Standalone SQL objects</w:t>
+                  </w:r>
+                </w:p>
+              </w:tc>
+              <w:tc>
+                <w:tcPr>
+                  <w:tcW w:type="dxa" w:w="1396"/>
+                  <w:tcBorders>
+                    <w:top w:val="single" w:color="C9D5D8" w:sz="2"/>
+                    <w:left w:val="single" w:color="C9D5D8" w:sz="2"/>
+                    <w:bottom w:val="single" w:color="C9D5D8" w:sz="2"/>
+                    <w:right w:val="single" w:color="C9D5D8" w:sz="2"/>
+                  </w:tcBorders>
+                  <w:shd w:fill="DCEBEE" w:color="auto" w:val="clear"/>
+                  <w:tcMar>
+                    <w:top w:type="dxa" w:w="8"/>
+                    <w:left w:type="dxa" w:w="46"/>
+                    <w:bottom w:type="dxa" w:w="8"/>
+                    <w:right w:type="dxa" w:w="36"/>
+                  </w:tcMar>
+                  <w:vAlign w:val="center"/>
+                </w:tcPr>
+                <w:p>
+                  <w:pPr>
+                    <w:spacing w:after="0" w:before="0" w:line="212"/>
+                  </w:pPr>
+                  <w:r>
+                    <w:rPr>
+                      <w:rFonts w:ascii="Calibri" w:cs="Calibri" w:eastAsia="Calibri" w:hAnsi="Calibri"/>
+                      <w:b/>
+                      <w:bCs/>
+                      <w:color w:val="0B2E3A"/>
+                      <w:sz w:val="14"/>
+                      <w:szCs w:val="14"/>
+                    </w:rPr>
+                    <w:t xml:space="preserve">SQL in Informatica ETL</w:t>
+                  </w:r>
+                </w:p>
+              </w:tc>
+              <w:tc>
+                <w:tcPr>
+                  <w:tcW w:type="dxa" w:w="1344"/>
+                  <w:tcBorders>
+                    <w:top w:val="single" w:color="C9D5D8" w:sz="2"/>
+                    <w:left w:val="single" w:color="C9D5D8" w:sz="2"/>
+                    <w:bottom w:val="single" w:color="C9D5D8" w:sz="2"/>
+                    <w:right w:val="single" w:color="C9D5D8" w:sz="2"/>
+                  </w:tcBorders>
+                  <w:shd w:fill="DCEBEE" w:color="auto" w:val="clear"/>
+                  <w:tcMar>
+                    <w:top w:type="dxa" w:w="8"/>
+                    <w:left w:type="dxa" w:w="46"/>
+                    <w:bottom w:type="dxa" w:w="8"/>
+                    <w:right w:type="dxa" w:w="36"/>
+                  </w:tcMar>
+                  <w:vAlign w:val="center"/>
+                </w:tcPr>
+                <w:p>
+                  <w:pPr>
+                    <w:spacing w:after="0" w:before="0" w:line="212"/>
+                  </w:pPr>
+                  <w:r>
+                    <w:rPr>
+                      <w:rFonts w:ascii="Calibri" w:cs="Calibri" w:eastAsia="Calibri" w:hAnsi="Calibri"/>
+                      <w:b/>
+                      <w:bCs/>
+                      <w:color w:val="0B2E3A"/>
+                      <w:sz w:val="14"/>
+                      <w:szCs w:val="14"/>
+                    </w:rPr>
+                    <w:t xml:space="preserve">Reporting SQL</w:t>
+                  </w:r>
+                </w:p>
+              </w:tc>
+            </w:tr>
+            <w:tr>
+              <w:tc>
+                <w:tcPr>
+                  <w:tcW w:type="dxa" w:w="1034"/>
+                  <w:tcBorders>
+                    <w:top w:val="single" w:color="C9D5D8" w:sz="2"/>
+                    <w:left w:val="single" w:color="C9D5D8" w:sz="2"/>
+                    <w:bottom w:val="single" w:color="C9D5D8" w:sz="2"/>
+                    <w:right w:val="single" w:color="C9D5D8" w:sz="2"/>
+                  </w:tcBorders>
+                  <w:tcMar>
+                    <w:top w:type="dxa" w:w="8"/>
+                    <w:left w:type="dxa" w:w="46"/>
+                    <w:bottom w:type="dxa" w:w="8"/>
+                    <w:right w:type="dxa" w:w="36"/>
+                  </w:tcMar>
+                  <w:vAlign w:val="center"/>
+                </w:tcPr>
+                <w:p>
+                  <w:pPr>
+                    <w:spacing w:after="0" w:before="0" w:line="212"/>
+                  </w:pPr>
+                  <w:r>
+                    <w:rPr>
+                      <w:rFonts w:ascii="Calibri" w:cs="Calibri" w:eastAsia="Calibri" w:hAnsi="Calibri"/>
+                      <w:sz w:val="14"/>
+                      <w:szCs w:val="14"/>
+                    </w:rPr>
+                    <w:t xml:space="preserve">Aurora PostgreSQL</w:t>
+                  </w:r>
+                </w:p>
+              </w:tc>
+              <w:tc>
+                <w:tcPr>
+                  <w:tcW w:type="dxa" w:w="1396"/>
+                  <w:tcBorders>
+                    <w:top w:val="single" w:color="C9D5D8" w:sz="2"/>
+                    <w:left w:val="single" w:color="C9D5D8" w:sz="2"/>
+                    <w:bottom w:val="single" w:color="C9D5D8" w:sz="2"/>
+                    <w:right w:val="single" w:color="C9D5D8" w:sz="2"/>
+                  </w:tcBorders>
+                  <w:tcMar>
+                    <w:top w:type="dxa" w:w="8"/>
+                    <w:left w:type="dxa" w:w="46"/>
+                    <w:bottom w:type="dxa" w:w="8"/>
+                    <w:right w:type="dxa" w:w="36"/>
+                  </w:tcMar>
+                  <w:vAlign w:val="center"/>
+                </w:tcPr>
+                <w:p>
+                  <w:pPr>
+                    <w:spacing w:after="0" w:before="0" w:line="212"/>
+                  </w:pPr>
+                  <w:r>
+                    <w:rPr>
+                      <w:rFonts w:ascii="Consolas" w:cs="Consolas" w:eastAsia="Consolas" w:hAnsi="Consolas"/>
+                      <w:color w:val="1F1F1F"/>
+                      <w:sz w:val="13"/>
+                      <w:szCs w:val="13"/>
+                    </w:rPr>
+                    <w:t xml:space="preserve">sql-conversion</w:t>
+                  </w:r>
+                  <w:r>
+                    <w:rPr>
+                      <w:rFonts w:ascii="Calibri" w:cs="Calibri" w:eastAsia="Calibri" w:hAnsi="Calibri"/>
+                      <w:sz w:val="14"/>
+                      <w:szCs w:val="14"/>
+                    </w:rPr>
+                    <w:t xml:space="preserve"> · migration.md</w:t>
+                  </w:r>
+                </w:p>
+              </w:tc>
+              <w:tc>
+                <w:tcPr>
+                  <w:tcW w:type="dxa" w:w="1396"/>
+                  <w:tcBorders>
+                    <w:top w:val="single" w:color="C9D5D8" w:sz="2"/>
+                    <w:left w:val="single" w:color="C9D5D8" w:sz="2"/>
+                    <w:bottom w:val="single" w:color="C9D5D8" w:sz="2"/>
+                    <w:right w:val="single" w:color="C9D5D8" w:sz="2"/>
+                  </w:tcBorders>
+                  <w:tcMar>
+                    <w:top w:type="dxa" w:w="8"/>
+                    <w:left w:type="dxa" w:w="46"/>
+                    <w:bottom w:type="dxa" w:w="8"/>
+                    <w:right w:type="dxa" w:w="36"/>
+                  </w:tcMar>
+                  <w:vAlign w:val="center"/>
+                </w:tcPr>
+                <w:p>
+                  <w:pPr>
+                    <w:spacing w:after="0" w:before="0" w:line="212"/>
+                  </w:pPr>
+                  <w:r>
+                    <w:rPr>
+                      <w:rFonts w:ascii="Consolas" w:cs="Consolas" w:eastAsia="Consolas" w:hAnsi="Consolas"/>
+                      <w:color w:val="1F1F1F"/>
+                      <w:sz w:val="13"/>
+                      <w:szCs w:val="13"/>
+                    </w:rPr>
+                    <w:t xml:space="preserve">informatica-etl-conversion --target postgres</w:t>
+                  </w:r>
+                </w:p>
+              </w:tc>
+              <w:tc>
+                <w:tcPr>
+                  <w:tcW w:type="dxa" w:w="1344"/>
+                  <w:tcBorders>
+                    <w:top w:val="single" w:color="C9D5D8" w:sz="2"/>
+                    <w:left w:val="single" w:color="C9D5D8" w:sz="2"/>
+                    <w:bottom w:val="single" w:color="C9D5D8" w:sz="2"/>
+                    <w:right w:val="single" w:color="C9D5D8" w:sz="2"/>
+                  </w:tcBorders>
+                  <w:tcMar>
+                    <w:top w:type="dxa" w:w="8"/>
+                    <w:left w:type="dxa" w:w="46"/>
+                    <w:bottom w:type="dxa" w:w="8"/>
+                    <w:right w:type="dxa" w:w="36"/>
+                  </w:tcMar>
+                  <w:vAlign w:val="center"/>
+                </w:tcPr>
+                <w:p>
+                  <w:pPr>
+                    <w:spacing w:after="0" w:before="0" w:line="212"/>
+                  </w:pPr>
+                  <w:r>
+                    <w:rPr>
+                      <w:rFonts w:ascii="Consolas" w:cs="Consolas" w:eastAsia="Consolas" w:hAnsi="Consolas"/>
+                      <w:color w:val="1F1F1F"/>
+                      <w:sz w:val="13"/>
+                      <w:szCs w:val="13"/>
+                    </w:rPr>
+                    <w:t xml:space="preserve">sql-reporting --target postgres</w:t>
+                  </w:r>
+                  <w:r>
+                    <w:rPr>
+                      <w:rFonts w:ascii="Calibri" w:cs="Calibri" w:eastAsia="Calibri" w:hAnsi="Calibri"/>
+                      <w:sz w:val="14"/>
+                      <w:szCs w:val="14"/>
+                    </w:rPr>
+                    <w:t xml:space="preserve"> (executed)</w:t>
+                  </w:r>
+                </w:p>
+              </w:tc>
+            </w:tr>
+            <w:tr>
+              <w:tc>
+                <w:tcPr>
+                  <w:tcW w:type="dxa" w:w="1034"/>
+                  <w:tcBorders>
+                    <w:top w:val="single" w:color="C9D5D8" w:sz="2"/>
+                    <w:left w:val="single" w:color="C9D5D8" w:sz="2"/>
+                    <w:bottom w:val="single" w:color="C9D5D8" w:sz="2"/>
+                    <w:right w:val="single" w:color="C9D5D8" w:sz="2"/>
+                  </w:tcBorders>
+                  <w:tcMar>
+                    <w:top w:type="dxa" w:w="8"/>
+                    <w:left w:type="dxa" w:w="46"/>
+                    <w:bottom w:type="dxa" w:w="8"/>
+                    <w:right w:type="dxa" w:w="36"/>
+                  </w:tcMar>
+                  <w:vAlign w:val="center"/>
+                </w:tcPr>
+                <w:p>
+                  <w:pPr>
+                    <w:spacing w:after="0" w:before="0" w:line="212"/>
+                  </w:pPr>
+                  <w:r>
+                    <w:rPr>
+                      <w:rFonts w:ascii="Calibri" w:cs="Calibri" w:eastAsia="Calibri" w:hAnsi="Calibri"/>
+                      <w:sz w:val="14"/>
+                      <w:szCs w:val="14"/>
+                    </w:rPr>
+                    <w:t xml:space="preserve">Amazon Redshift</w:t>
+                  </w:r>
+                </w:p>
+              </w:tc>
+              <w:tc>
+                <w:tcPr>
+                  <w:tcW w:type="dxa" w:w="1396"/>
+                  <w:tcBorders>
+                    <w:top w:val="single" w:color="C9D5D8" w:sz="2"/>
+                    <w:left w:val="single" w:color="C9D5D8" w:sz="2"/>
+                    <w:bottom w:val="single" w:color="C9D5D8" w:sz="2"/>
+                    <w:right w:val="single" w:color="C9D5D8" w:sz="2"/>
+                  </w:tcBorders>
+                  <w:tcMar>
+                    <w:top w:type="dxa" w:w="8"/>
+                    <w:left w:type="dxa" w:w="46"/>
+                    <w:bottom w:type="dxa" w:w="8"/>
+                    <w:right w:type="dxa" w:w="36"/>
+                  </w:tcMar>
+                  <w:vAlign w:val="center"/>
+                </w:tcPr>
+                <w:p>
+                  <w:pPr>
+                    <w:spacing w:after="0" w:before="0" w:line="212"/>
+                  </w:pPr>
+                  <w:r>
+                    <w:rPr>
+                      <w:rFonts w:ascii="Consolas" w:cs="Consolas" w:eastAsia="Consolas" w:hAnsi="Consolas"/>
+                      <w:color w:val="1F1F1F"/>
+                      <w:sz w:val="13"/>
+                      <w:szCs w:val="13"/>
+                    </w:rPr>
+                    <w:t xml:space="preserve">sql-conversion-redshift</w:t>
+                  </w:r>
+                  <w:r>
+                    <w:rPr>
+                      <w:rFonts w:ascii="Calibri" w:cs="Calibri" w:eastAsia="Calibri" w:hAnsi="Calibri"/>
+                      <w:sz w:val="14"/>
+                      <w:szCs w:val="14"/>
+                    </w:rPr>
+                    <w:t xml:space="preserve"> · redshift.md</w:t>
+                  </w:r>
+                </w:p>
+              </w:tc>
+              <w:tc>
+                <w:tcPr>
+                  <w:tcW w:type="dxa" w:w="1396"/>
+                  <w:tcBorders>
+                    <w:top w:val="single" w:color="C9D5D8" w:sz="2"/>
+                    <w:left w:val="single" w:color="C9D5D8" w:sz="2"/>
+                    <w:bottom w:val="single" w:color="C9D5D8" w:sz="2"/>
+                    <w:right w:val="single" w:color="C9D5D8" w:sz="2"/>
+                  </w:tcBorders>
+                  <w:tcMar>
+                    <w:top w:type="dxa" w:w="8"/>
+                    <w:left w:type="dxa" w:w="46"/>
+                    <w:bottom w:type="dxa" w:w="8"/>
+                    <w:right w:type="dxa" w:w="36"/>
+                  </w:tcMar>
+                  <w:vAlign w:val="center"/>
+                </w:tcPr>
+                <w:p>
+                  <w:pPr>
+                    <w:spacing w:after="0" w:before="0" w:line="212"/>
+                  </w:pPr>
+                  <w:r>
+                    <w:rPr>
+                      <w:rFonts w:ascii="Consolas" w:cs="Consolas" w:eastAsia="Consolas" w:hAnsi="Consolas"/>
+                      <w:color w:val="1F1F1F"/>
+                      <w:sz w:val="13"/>
+                      <w:szCs w:val="13"/>
+                    </w:rPr>
+                    <w:t xml:space="preserve">--target redshift</w:t>
+                  </w:r>
+                  <w:r>
+                    <w:rPr>
+                      <w:rFonts w:ascii="Calibri" w:cs="Calibri" w:eastAsia="Calibri" w:hAnsi="Calibri"/>
+                      <w:sz w:val="14"/>
+                      <w:szCs w:val="14"/>
+                    </w:rPr>
+                    <w:t xml:space="preserve"> · redshift_map.json</w:t>
+                  </w:r>
+                </w:p>
+              </w:tc>
+              <w:tc>
+                <w:tcPr>
+                  <w:tcW w:type="dxa" w:w="1344"/>
+                  <w:tcBorders>
+                    <w:top w:val="single" w:color="C9D5D8" w:sz="2"/>
+                    <w:left w:val="single" w:color="C9D5D8" w:sz="2"/>
+                    <w:bottom w:val="single" w:color="C9D5D8" w:sz="2"/>
+                    <w:right w:val="single" w:color="C9D5D8" w:sz="2"/>
+                  </w:tcBorders>
+                  <w:tcMar>
+                    <w:top w:type="dxa" w:w="8"/>
+                    <w:left w:type="dxa" w:w="46"/>
+                    <w:bottom w:type="dxa" w:w="8"/>
+                    <w:right w:type="dxa" w:w="36"/>
+                  </w:tcMar>
+                  <w:vAlign w:val="center"/>
+                </w:tcPr>
+                <w:p>
+                  <w:pPr>
+                    <w:spacing w:after="0" w:before="0" w:line="212"/>
+                  </w:pPr>
+                  <w:r>
+                    <w:rPr>
+                      <w:rFonts w:ascii="Consolas" w:cs="Consolas" w:eastAsia="Consolas" w:hAnsi="Consolas"/>
+                      <w:color w:val="1F1F1F"/>
+                      <w:sz w:val="13"/>
+                      <w:szCs w:val="13"/>
+                    </w:rPr>
+                    <w:t xml:space="preserve">sql-reporting --target redshift</w:t>
+                  </w:r>
+                </w:p>
+              </w:tc>
+            </w:tr>
+            <w:tr>
+              <w:tc>
+                <w:tcPr>
+                  <w:tcW w:type="dxa" w:w="1034"/>
+                  <w:tcBorders>
+                    <w:top w:val="single" w:color="C9D5D8" w:sz="2"/>
+                    <w:left w:val="single" w:color="C9D5D8" w:sz="2"/>
+                    <w:bottom w:val="single" w:color="C9D5D8" w:sz="2"/>
+                    <w:right w:val="single" w:color="C9D5D8" w:sz="2"/>
+                  </w:tcBorders>
+                  <w:tcMar>
+                    <w:top w:type="dxa" w:w="8"/>
+                    <w:left w:type="dxa" w:w="46"/>
+                    <w:bottom w:type="dxa" w:w="8"/>
+                    <w:right w:type="dxa" w:w="36"/>
+                  </w:tcMar>
+                  <w:vAlign w:val="center"/>
+                </w:tcPr>
+                <w:p>
+                  <w:pPr>
+                    <w:spacing w:after="0" w:before="0" w:line="212"/>
+                  </w:pPr>
+                  <w:r>
+                    <w:rPr>
+                      <w:rFonts w:ascii="Calibri" w:cs="Calibri" w:eastAsia="Calibri" w:hAnsi="Calibri"/>
+                      <w:sz w:val="14"/>
+                      <w:szCs w:val="14"/>
+                    </w:rPr>
+                    <w:t xml:space="preserve">Iceberg on S3</w:t>
+                  </w:r>
+                </w:p>
+              </w:tc>
+              <w:tc>
+                <w:tcPr>
+                  <w:tcW w:type="dxa" w:w="1396"/>
+                  <w:tcBorders>
+                    <w:top w:val="single" w:color="C9D5D8" w:sz="2"/>
+                    <w:left w:val="single" w:color="C9D5D8" w:sz="2"/>
+                    <w:bottom w:val="single" w:color="C9D5D8" w:sz="2"/>
+                    <w:right w:val="single" w:color="C9D5D8" w:sz="2"/>
+                  </w:tcBorders>
+                  <w:tcMar>
+                    <w:top w:type="dxa" w:w="8"/>
+                    <w:left w:type="dxa" w:w="46"/>
+                    <w:bottom w:type="dxa" w:w="8"/>
+                    <w:right w:type="dxa" w:w="36"/>
+                  </w:tcMar>
+                  <w:vAlign w:val="center"/>
+                </w:tcPr>
+                <w:p>
+                  <w:pPr>
+                    <w:spacing w:after="0" w:before="0" w:line="212"/>
+                  </w:pPr>
+                  <w:r>
+                    <w:rPr>
+                      <w:rFonts w:ascii="Consolas" w:cs="Consolas" w:eastAsia="Consolas" w:hAnsi="Consolas"/>
+                      <w:color w:val="1F1F1F"/>
+                      <w:sz w:val="13"/>
+                      <w:szCs w:val="13"/>
+                    </w:rPr>
+                    <w:t xml:space="preserve">sql-conversion-iceberg</w:t>
+                  </w:r>
+                  <w:r>
+                    <w:rPr>
+                      <w:rFonts w:ascii="Calibri" w:cs="Calibri" w:eastAsia="Calibri" w:hAnsi="Calibri"/>
+                      <w:sz w:val="14"/>
+                      <w:szCs w:val="14"/>
+                    </w:rPr>
+                    <w:t xml:space="preserve"> · iceberg.md</w:t>
+                  </w:r>
+                </w:p>
+              </w:tc>
+              <w:tc>
+                <w:tcPr>
+                  <w:tcW w:type="dxa" w:w="1396"/>
+                  <w:tcBorders>
+                    <w:top w:val="single" w:color="C9D5D8" w:sz="2"/>
+                    <w:left w:val="single" w:color="C9D5D8" w:sz="2"/>
+                    <w:bottom w:val="single" w:color="C9D5D8" w:sz="2"/>
+                    <w:right w:val="single" w:color="C9D5D8" w:sz="2"/>
+                  </w:tcBorders>
+                  <w:tcMar>
+                    <w:top w:type="dxa" w:w="8"/>
+                    <w:left w:type="dxa" w:w="46"/>
+                    <w:bottom w:type="dxa" w:w="8"/>
+                    <w:right w:type="dxa" w:w="36"/>
+                  </w:tcMar>
+                  <w:vAlign w:val="center"/>
+                </w:tcPr>
+                <w:p>
+                  <w:pPr>
+                    <w:spacing w:after="0" w:before="0" w:line="212"/>
+                  </w:pPr>
+                  <w:r>
+                    <w:rPr>
+                      <w:rFonts w:ascii="Consolas" w:cs="Consolas" w:eastAsia="Consolas" w:hAnsi="Consolas"/>
+                      <w:color w:val="1F1F1F"/>
+                      <w:sz w:val="13"/>
+                      <w:szCs w:val="13"/>
+                    </w:rPr>
+                    <w:t xml:space="preserve">--target iceberg</w:t>
+                  </w:r>
+                  <w:r>
+                    <w:rPr>
+                      <w:rFonts w:ascii="Calibri" w:cs="Calibri" w:eastAsia="Calibri" w:hAnsi="Calibri"/>
+                      <w:sz w:val="14"/>
+                      <w:szCs w:val="14"/>
+                    </w:rPr>
+                    <w:t xml:space="preserve"> · S3 landing + Glue job</w:t>
+                  </w:r>
+                </w:p>
+              </w:tc>
+              <w:tc>
+                <w:tcPr>
+                  <w:tcW w:type="dxa" w:w="1344"/>
+                  <w:tcBorders>
+                    <w:top w:val="single" w:color="C9D5D8" w:sz="2"/>
+                    <w:left w:val="single" w:color="C9D5D8" w:sz="2"/>
+                    <w:bottom w:val="single" w:color="C9D5D8" w:sz="2"/>
+                    <w:right w:val="single" w:color="C9D5D8" w:sz="2"/>
+                  </w:tcBorders>
+                  <w:tcMar>
+                    <w:top w:type="dxa" w:w="8"/>
+                    <w:left w:type="dxa" w:w="46"/>
+                    <w:bottom w:type="dxa" w:w="8"/>
+                    <w:right w:type="dxa" w:w="36"/>
+                  </w:tcMar>
+                  <w:vAlign w:val="center"/>
+                </w:tcPr>
+                <w:p>
+                  <w:pPr>
+                    <w:spacing w:after="0" w:before="0" w:line="212"/>
+                  </w:pPr>
+                  <w:r>
+                    <w:rPr>
+                      <w:rFonts w:ascii="Consolas" w:cs="Consolas" w:eastAsia="Consolas" w:hAnsi="Consolas"/>
+                      <w:color w:val="1F1F1F"/>
+                      <w:sz w:val="13"/>
+                      <w:szCs w:val="13"/>
+                    </w:rPr>
+                    <w:t xml:space="preserve">--target athena</w:t>
+                  </w:r>
+                  <w:r>
+                    <w:rPr>
+                      <w:rFonts w:ascii="Calibri" w:cs="Calibri" w:eastAsia="Calibri" w:hAnsi="Calibri"/>
+                      <w:sz w:val="14"/>
+                      <w:szCs w:val="14"/>
+                    </w:rPr>
+                    <w:t xml:space="preserve"> / </w:t>
+                  </w:r>
+                  <w:r>
+                    <w:rPr>
+                      <w:rFonts w:ascii="Consolas" w:cs="Consolas" w:eastAsia="Consolas" w:hAnsi="Consolas"/>
+                      <w:color w:val="1F1F1F"/>
+                      <w:sz w:val="13"/>
+                      <w:szCs w:val="13"/>
+                    </w:rPr>
+                    <w:t xml:space="preserve">spark</w:t>
+                  </w:r>
+                </w:p>
+              </w:tc>
+            </w:tr>
+            <w:tr>
+              <w:tc>
+                <w:tcPr>
+                  <w:tcW w:type="dxa" w:w="1034"/>
+                  <w:tcBorders>
+                    <w:top w:val="single" w:color="C9D5D8" w:sz="2"/>
+                    <w:left w:val="single" w:color="C9D5D8" w:sz="2"/>
+                    <w:bottom w:val="single" w:color="C9D5D8" w:sz="2"/>
+                    <w:right w:val="single" w:color="C9D5D8" w:sz="2"/>
+                  </w:tcBorders>
+                  <w:tcMar>
+                    <w:top w:type="dxa" w:w="8"/>
+                    <w:left w:type="dxa" w:w="46"/>
+                    <w:bottom w:type="dxa" w:w="8"/>
+                    <w:right w:type="dxa" w:w="36"/>
+                  </w:tcMar>
+                  <w:vAlign w:val="center"/>
+                </w:tcPr>
+                <w:p>
+                  <w:pPr>
+                    <w:spacing w:after="0" w:before="0" w:line="212"/>
+                  </w:pPr>
+                  <w:r>
+                    <w:rPr>
+                      <w:rFonts w:ascii="Calibri" w:cs="Calibri" w:eastAsia="Calibri" w:hAnsi="Calibri"/>
+                      <w:sz w:val="14"/>
+                      <w:szCs w:val="14"/>
+                    </w:rPr>
+                    <w:t xml:space="preserve">Any</w:t>
+                  </w:r>
+                </w:p>
+              </w:tc>
+              <w:tc>
+                <w:tcPr>
+                  <w:tcW w:type="dxa" w:w="1396"/>
+                  <w:tcBorders>
+                    <w:top w:val="single" w:color="C9D5D8" w:sz="2"/>
+                    <w:left w:val="single" w:color="C9D5D8" w:sz="2"/>
+                    <w:bottom w:val="single" w:color="C9D5D8" w:sz="2"/>
+                    <w:right w:val="single" w:color="C9D5D8" w:sz="2"/>
+                  </w:tcBorders>
+                  <w:tcMar>
+                    <w:top w:type="dxa" w:w="8"/>
+                    <w:left w:type="dxa" w:w="46"/>
+                    <w:bottom w:type="dxa" w:w="8"/>
+                    <w:right w:type="dxa" w:w="36"/>
+                  </w:tcMar>
+                  <w:vAlign w:val="center"/>
+                </w:tcPr>
+                <w:p>
+                  <w:pPr>
+                    <w:spacing w:after="0" w:before="0" w:line="212"/>
+                  </w:pPr>
+                  <w:r>
+                    <w:rPr>
+                      <w:rFonts w:ascii="Consolas" w:cs="Consolas" w:eastAsia="Consolas" w:hAnsi="Consolas"/>
+                      <w:color w:val="1F1F1F"/>
+                      <w:sz w:val="13"/>
+                      <w:szCs w:val="13"/>
+                    </w:rPr>
+                    <w:t xml:space="preserve">migration-assessment</w:t>
+                  </w:r>
+                  <w:r>
+                    <w:rPr>
+                      <w:rFonts w:ascii="Calibri" w:cs="Calibri" w:eastAsia="Calibri" w:hAnsi="Calibri"/>
+                      <w:sz w:val="14"/>
+                      <w:szCs w:val="14"/>
+                    </w:rPr>
+                    <w:t xml:space="preserve"> (front door)</w:t>
+                  </w:r>
+                </w:p>
+              </w:tc>
+              <w:tc>
+                <w:tcPr>
+                  <w:tcW w:type="dxa" w:w="1396"/>
+                  <w:tcBorders>
+                    <w:top w:val="single" w:color="C9D5D8" w:sz="2"/>
+                    <w:left w:val="single" w:color="C9D5D8" w:sz="2"/>
+                    <w:bottom w:val="single" w:color="C9D5D8" w:sz="2"/>
+                    <w:right w:val="single" w:color="C9D5D8" w:sz="2"/>
+                  </w:tcBorders>
+                  <w:tcMar>
+                    <w:top w:type="dxa" w:w="8"/>
+                    <w:left w:type="dxa" w:w="46"/>
+                    <w:bottom w:type="dxa" w:w="8"/>
+                    <w:right w:type="dxa" w:w="36"/>
+                  </w:tcMar>
+                  <w:vAlign w:val="center"/>
+                </w:tcPr>
+                <w:p>
+                  <w:pPr>
+                    <w:spacing w:after="0" w:before="0" w:line="212"/>
+                  </w:pPr>
+                  <w:r>
+                    <w:rPr>
+                      <w:rFonts w:ascii="Consolas" w:cs="Consolas" w:eastAsia="Consolas" w:hAnsi="Consolas"/>
+                      <w:color w:val="1F1F1F"/>
+                      <w:sz w:val="13"/>
+                      <w:szCs w:val="13"/>
+                    </w:rPr>
+                    <w:t xml:space="preserve">schema-conformance</w:t>
+                  </w:r>
+                  <w:r>
+                    <w:rPr>
+                      <w:rFonts w:ascii="Calibri" w:cs="Calibri" w:eastAsia="Calibri" w:hAnsi="Calibri"/>
+                      <w:sz w:val="14"/>
+                      <w:szCs w:val="14"/>
+                    </w:rPr>
+                    <w:t xml:space="preserve"> · </w:t>
+                  </w:r>
+                  <w:r>
+                    <w:rPr>
+                      <w:rFonts w:ascii="Consolas" w:cs="Consolas" w:eastAsia="Consolas" w:hAnsi="Consolas"/>
+                      <w:color w:val="1F1F1F"/>
+                      <w:sz w:val="13"/>
+                      <w:szCs w:val="13"/>
+                    </w:rPr>
+                    <w:t xml:space="preserve">schema-change-propagation</w:t>
+                  </w:r>
+                </w:p>
+              </w:tc>
+              <w:tc>
+                <w:tcPr>
+                  <w:tcW w:type="dxa" w:w="1344"/>
+                  <w:tcBorders>
+                    <w:top w:val="single" w:color="C9D5D8" w:sz="2"/>
+                    <w:left w:val="single" w:color="C9D5D8" w:sz="2"/>
+                    <w:bottom w:val="single" w:color="C9D5D8" w:sz="2"/>
+                    <w:right w:val="single" w:color="C9D5D8" w:sz="2"/>
+                  </w:tcBorders>
+                  <w:tcMar>
+                    <w:top w:type="dxa" w:w="8"/>
+                    <w:left w:type="dxa" w:w="46"/>
+                    <w:bottom w:type="dxa" w:w="8"/>
+                    <w:right w:type="dxa" w:w="36"/>
+                  </w:tcMar>
+                  <w:vAlign w:val="center"/>
+                </w:tcPr>
+                <w:p>
+                  <w:pPr>
+                    <w:spacing w:after="0" w:before="0" w:line="212"/>
+                  </w:pPr>
+                  <w:r>
+                    <w:rPr>
+                      <w:rFonts w:ascii="Calibri" w:cs="Calibri" w:eastAsia="Calibri" w:hAnsi="Calibri"/>
+                      <w:sz w:val="14"/>
+                      <w:szCs w:val="14"/>
+                    </w:rPr>
+                    <w:t xml:space="preserve">agents: migration (1 + 3) · reporting (2)</w:t>
+                  </w:r>
+                </w:p>
+              </w:tc>
+            </w:tr>
+          </w:tbl>
+          <w:p>
+            <w:pPr>
+              <w:keepNext/>
+              <w:pBdr>
+                <w:bottom w:val="single" w:color="1F7A8C" w:sz="6" w:space="1"/>
+              </w:pBdr>
+              <w:spacing w:after="26" w:before="60"/>
+            </w:pPr>
+            <w:r>
+              <w:rPr>
+                <w:rFonts w:ascii="Calibri" w:cs="Calibri" w:eastAsia="Calibri" w:hAnsi="Calibri"/>
+                <w:b/>
+                <w:bCs/>
+                <w:color w:val="0B2E3A"/>
+                <w:sz w:val="18"/>
+                <w:szCs w:val="18"/>
+              </w:rPr>
               <w:t xml:space="preserve">Steering (always in context)</w:t>
             </w:r>
           </w:p>
@@ -3830,6 +4617,175 @@
                 <w:sz w:val="18"/>
                 <w:szCs w:val="18"/>
               </w:rPr>
+              <w:t xml:space="preserve">Run and test from Kiro</w:t>
+            </w:r>
+          </w:p>
+          <w:p>
+            <w:pPr>
+              <w:spacing w:after="10" w:before="0" w:line="224"/>
+            </w:pPr>
+            <w:r>
+              <w:rPr>
+                <w:rFonts w:ascii="Calibri" w:cs="Calibri" w:eastAsia="Calibri" w:hAnsi="Calibri"/>
+                <w:sz w:val="14"/>
+                <w:szCs w:val="14"/>
+              </w:rPr>
+              <w:t xml:space="preserve">1 open the trusted project · 2 </w:t>
+            </w:r>
+            <w:r>
+              <w:rPr>
+                <w:rFonts w:ascii="Consolas" w:cs="Consolas" w:eastAsia="Consolas" w:hAnsi="Consolas"/>
+                <w:color w:val="1F1F1F"/>
+                <w:sz w:val="13"/>
+                <w:szCs w:val="13"/>
+              </w:rPr>
+              <w:t xml:space="preserve">run_tests.sh --skill</w:t>
+            </w:r>
+            <w:r>
+              <w:rPr>
+                <w:rFonts w:ascii="Calibri" w:cs="Calibri" w:eastAsia="Calibri" w:hAnsi="Calibri"/>
+                <w:sz w:val="14"/>
+                <w:szCs w:val="14"/>
+              </w:rPr>
+              <w:t xml:space="preserve"> → RESULT: PASS · 3 </w:t>
+            </w:r>
+            <w:r>
+              <w:rPr>
+                <w:rFonts w:ascii="Consolas" w:cs="Consolas" w:eastAsia="Consolas" w:hAnsi="Consolas"/>
+                <w:color w:val="1F1F1F"/>
+                <w:sz w:val="13"/>
+                <w:szCs w:val="13"/>
+              </w:rPr>
+              <w:t xml:space="preserve">verify_agents.sh</w:t>
+            </w:r>
+            <w:r>
+              <w:rPr>
+                <w:rFonts w:ascii="Calibri" w:cs="Calibri" w:eastAsia="Calibri" w:hAnsi="Calibri"/>
+                <w:sz w:val="14"/>
+                <w:szCs w:val="14"/>
+              </w:rPr>
+              <w:t xml:space="preserve"> → AGENTS: PASS · 4 </w:t>
+            </w:r>
+            <w:r>
+              <w:rPr>
+                <w:rFonts w:ascii="Consolas" w:cs="Consolas" w:eastAsia="Consolas" w:hAnsi="Consolas"/>
+                <w:color w:val="1F1F1F"/>
+                <w:sz w:val="13"/>
+                <w:szCs w:val="13"/>
+              </w:rPr>
+              <w:t xml:space="preserve">kiro-cli chat --agent sql-migration-agent</w:t>
+            </w:r>
+            <w:r>
+              <w:rPr>
+                <w:rFonts w:ascii="Calibri" w:cs="Calibri" w:eastAsia="Calibri" w:hAnsi="Calibri"/>
+                <w:sz w:val="14"/>
+                <w:szCs w:val="14"/>
+              </w:rPr>
+              <w:t xml:space="preserve"> | </w:t>
+            </w:r>
+            <w:r>
+              <w:rPr>
+                <w:rFonts w:ascii="Consolas" w:cs="Consolas" w:eastAsia="Consolas" w:hAnsi="Consolas"/>
+                <w:color w:val="1F1F1F"/>
+                <w:sz w:val="13"/>
+                <w:szCs w:val="13"/>
+              </w:rPr>
+              <w:t xml:space="preserve">sql-reporting-agent</w:t>
+            </w:r>
+            <w:r>
+              <w:rPr>
+                <w:rFonts w:ascii="Calibri" w:cs="Calibri" w:eastAsia="Calibri" w:hAnsi="Calibri"/>
+                <w:sz w:val="14"/>
+                <w:szCs w:val="14"/>
+              </w:rPr>
+              <w:t xml:space="preserve"> (IDE: agent selector; </w:t>
+            </w:r>
+            <w:r>
+              <w:rPr>
+                <w:rFonts w:ascii="Consolas" w:cs="Consolas" w:eastAsia="Consolas" w:hAnsi="Consolas"/>
+                <w:color w:val="1F1F1F"/>
+                <w:sz w:val="13"/>
+                <w:szCs w:val="13"/>
+              </w:rPr>
+              <w:t xml:space="preserve">/context show</w:t>
+            </w:r>
+            <w:r>
+              <w:rPr>
+                <w:rFonts w:ascii="Calibri" w:cs="Calibri" w:eastAsia="Calibri" w:hAnsi="Calibri"/>
+                <w:sz w:val="14"/>
+                <w:szCs w:val="14"/>
+              </w:rPr>
+              <w:t xml:space="preserve">) · 5 </w:t>
+            </w:r>
+            <w:r>
+              <w:rPr>
+                <w:rFonts w:ascii="Consolas" w:cs="Consolas" w:eastAsia="Consolas" w:hAnsi="Consolas"/>
+                <w:color w:val="1F1F1F"/>
+                <w:sz w:val="13"/>
+                <w:szCs w:val="13"/>
+              </w:rPr>
+              <w:t xml:space="preserve">/skill-name …</w:t>
+            </w:r>
+            <w:r>
+              <w:rPr>
+                <w:rFonts w:ascii="Calibri" w:cs="Calibri" w:eastAsia="Calibri" w:hAnsi="Calibri"/>
+                <w:sz w:val="14"/>
+                <w:szCs w:val="14"/>
+              </w:rPr>
+              <w:t xml:space="preserve"> to bypass routing · 6 </w:t>
+            </w:r>
+            <w:r>
+              <w:rPr>
+                <w:rFonts w:ascii="Consolas" w:cs="Consolas" w:eastAsia="Consolas" w:hAnsi="Consolas"/>
+                <w:color w:val="1F1F1F"/>
+                <w:sz w:val="13"/>
+                <w:szCs w:val="13"/>
+              </w:rPr>
+              <w:t xml:space="preserve">audit.py tail --run &lt;run8&gt;</w:t>
+            </w:r>
+            <w:r>
+              <w:rPr>
+                <w:rFonts w:ascii="Calibri" w:cs="Calibri" w:eastAsia="Calibri" w:hAnsi="Calibri"/>
+                <w:sz w:val="14"/>
+                <w:szCs w:val="14"/>
+              </w:rPr>
+              <w:t xml:space="preserve"> for the evidence · 7 headless: </w:t>
+            </w:r>
+            <w:r>
+              <w:rPr>
+                <w:rFonts w:ascii="Consolas" w:cs="Consolas" w:eastAsia="Consolas" w:hAnsi="Consolas"/>
+                <w:color w:val="1F1F1F"/>
+                <w:sz w:val="13"/>
+                <w:szCs w:val="13"/>
+              </w:rPr>
+              <w:t xml:space="preserve">kiro-cli chat --no-interactive --agent &lt;agent&gt; "&lt;prompt&gt;"</w:t>
+            </w:r>
+            <w:r>
+              <w:rPr>
+                <w:rFonts w:ascii="Calibri" w:cs="Calibri" w:eastAsia="Calibri" w:hAnsi="Calibri"/>
+                <w:sz w:val="14"/>
+                <w:szCs w:val="14"/>
+              </w:rPr>
+              <w:t xml:space="preserve">.</w:t>
+            </w:r>
+          </w:p>
+          <w:p>
+            <w:pPr>
+              <w:keepNext/>
+              <w:pBdr>
+                <w:bottom w:val="single" w:color="1F7A8C" w:sz="6" w:space="1"/>
+              </w:pBdr>
+              <w:spacing w:after="26" w:before="60"/>
+            </w:pPr>
+            <w:r>
+              <w:rPr>
+                <w:rFonts w:ascii="Calibri" w:cs="Calibri" w:eastAsia="Calibri" w:hAnsi="Calibri"/>
+                <w:b/>
+                <w:bCs/>
+                <w:color w:val="0B2E3A"/>
+                <w:sz w:val="18"/>
+                <w:szCs w:val="18"/>
+              </w:rPr>
               <w:t xml:space="preserve">In Kiro chat</w:t>
             </w:r>
           </w:p>
@@ -4180,71 +5136,6 @@
                       <w:szCs w:val="14"/>
                     </w:rPr>
                     <w:t xml:space="preserve"> with decisions</w:t>
-                  </w:r>
-                </w:p>
-              </w:tc>
-            </w:tr>
-            <w:tr>
-              <w:tc>
-                <w:tcPr>
-                  <w:tcW w:type="dxa" w:w="2586"/>
-                  <w:tcBorders>
-                    <w:top w:val="single" w:color="C9D5D8" w:sz="2"/>
-                    <w:left w:val="single" w:color="C9D5D8" w:sz="2"/>
-                    <w:bottom w:val="single" w:color="C9D5D8" w:sz="2"/>
-                    <w:right w:val="single" w:color="C9D5D8" w:sz="2"/>
-                  </w:tcBorders>
-                  <w:tcMar>
-                    <w:top w:type="dxa" w:w="8"/>
-                    <w:left w:type="dxa" w:w="46"/>
-                    <w:bottom w:type="dxa" w:w="8"/>
-                    <w:right w:type="dxa" w:w="36"/>
-                  </w:tcMar>
-                  <w:vAlign w:val="center"/>
-                </w:tcPr>
-                <w:p>
-                  <w:pPr>
-                    <w:spacing w:after="0" w:before="0" w:line="212"/>
-                  </w:pPr>
-                  <w:r>
-                    <w:rPr>
-                      <w:rFonts w:ascii="Consolas" w:cs="Consolas" w:eastAsia="Consolas" w:hAnsi="Consolas"/>
-                      <w:color w:val="1F1F1F"/>
-                      <w:sz w:val="13"/>
-                      <w:szCs w:val="13"/>
-                    </w:rPr>
-                    <w:t xml:space="preserve">Apply metadata/changes/q3.csv to generated/ as a dry run</w:t>
-                  </w:r>
-                </w:p>
-              </w:tc>
-              <w:tc>
-                <w:tcPr>
-                  <w:tcW w:type="dxa" w:w="2586"/>
-                  <w:tcBorders>
-                    <w:top w:val="single" w:color="C9D5D8" w:sz="2"/>
-                    <w:left w:val="single" w:color="C9D5D8" w:sz="2"/>
-                    <w:bottom w:val="single" w:color="C9D5D8" w:sz="2"/>
-                    <w:right w:val="single" w:color="C9D5D8" w:sz="2"/>
-                  </w:tcBorders>
-                  <w:tcMar>
-                    <w:top w:type="dxa" w:w="8"/>
-                    <w:left w:type="dxa" w:w="46"/>
-                    <w:bottom w:type="dxa" w:w="8"/>
-                    <w:right w:type="dxa" w:w="36"/>
-                  </w:tcMar>
-                  <w:vAlign w:val="center"/>
-                </w:tcPr>
-                <w:p>
-                  <w:pPr>
-                    <w:spacing w:after="0" w:before="0" w:line="212"/>
-                  </w:pPr>
-                  <w:r>
-                    <w:rPr>
-                      <w:rFonts w:ascii="Calibri" w:cs="Calibri" w:eastAsia="Calibri" w:hAnsi="Calibri"/>
-                      <w:sz w:val="14"/>
-                      <w:szCs w:val="14"/>
-                    </w:rPr>
-                    <w:t xml:space="preserve">plan, diff, migration + rollback</w:t>
                   </w:r>
                 </w:p>
               </w:tc>
